--- a/ENTREGA FINAL/04 - Manuales/5 - Manual de programador.docx
+++ b/ENTREGA FINAL/04 - Manuales/5 - Manual de programador.docx
@@ -239,7 +239,7 @@
           <w:color w:val="666666"/>
           <w:sz w:val="20"/>
         </w:rPr>
-        <w:t>Versión 1.0 · 16/09/2026</w:t>
+        <w:t>Versión 1.0 · 17/09/2026</w:t>
       </w:r>
     </w:p>
     <w:p>
@@ -309,7 +309,7 @@
         <w:rPr>
           <w:b/>
         </w:rPr>
-        <w:t>16/09/2026</w:t>
+        <w:t>17/09/2026</w:t>
       </w:r>
       <w:r>
         <w:t>, que es la que se entrega con el Trabajo Final. Documenta lo que el sistema hace hoy, no lo que va a hacer: si una pantalla no aparece acá, es porque todavía no existe.</w:t>

--- a/ENTREGA FINAL/04 - Manuales/5 - Manual de programador.docx
+++ b/ENTREGA FINAL/04 - Manuales/5 - Manual de programador.docx
@@ -951,7 +951,7 @@
           <w:rFonts w:ascii="Consolas" w:hAnsi="Consolas" w:eastAsia="Consolas"/>
           <w:sz w:val="19"/>
         </w:rPr>
-        <w:t>│   └─ PredictIT.Tests/        361 pruebas</w:t>
+        <w:t>│   └─ PredictIT.Tests/        362 pruebas</w:t>
       </w:r>
     </w:p>
     <w:p>
@@ -4988,7 +4988,7 @@
     </w:p>
     <w:p>
       <w:r>
-        <w:t>361 pruebas del backend y 91 del frontend.</w:t>
+        <w:t>362 pruebas del backend y 91 del frontend.</w:t>
       </w:r>
     </w:p>
     <w:tbl>
